--- a/livrables/lecons/stoicisme/2026-09-03_lecon-stoicisme_13_zenon-chrysippe-ancien-portique.docx
+++ b/livrables/lecons/stoicisme/2026-09-03_lecon-stoicisme_13_zenon-chrysippe-ancien-portique.docx
@@ -1900,9 +1900,20 @@
             <w:szCs w:val="22"/>
             <w:u w:val="single"/>
           </w:rPr>
-          <w:t xml:space="preserve">Stoicism — Internet Encyclopedia of Philosophy</w:t>
+          <w:t xml:space="preserve">Stoicism — Massimo Pigliucci, Internet Encyclopedia of Philosophy</w:t>
         </w:r>
       </w:hyperlink>
+      <w:r>
+        <w:rPr>
+          <w:rFonts w:ascii="Times New Roman" w:cs="Times New Roman" w:eastAsia="Times New Roman" w:hAnsi="Times New Roman"/>
+          <w:i/>
+          <w:iCs/>
+          <w:color w:val="6B7280"/>
+          <w:sz w:val="20"/>
+          <w:szCs w:val="20"/>
+        </w:rPr>
+        <w:t xml:space="preserve"> [Corrigé le 24/09/2026 : l'article est signé Massimo Pigliucci (City University of New York) ; la ligne ne portait que le nom de l'encyclopédie.]</w:t>
+      </w:r>
     </w:p>
     <w:p>
       <w:pPr>
@@ -2443,6 +2454,22 @@
           <w:szCs w:val="22"/>
         </w:rPr>
         <w:t xml:space="preserve">objectif et continuité, deux occurrences. L'orthographe correcte est « scholarques », déjà employée dans le corps du texte.</w:t>
+      </w:r>
+    </w:p>
+    <w:p>
+      <w:pPr>
+        <w:spacing w:after="60" w:before="60"/>
+      </w:pPr>
+      <w:r>
+        <w:rPr>
+          <w:rFonts w:ascii="Times New Roman" w:cs="Times New Roman" w:eastAsia="Times New Roman" w:hAnsi="Times New Roman"/>
+          <w:b/>
+          <w:bCs/>
+          <w:color w:val="1F2937"/>
+          <w:sz w:val="22"/>
+          <w:szCs w:val="22"/>
+        </w:rPr>
+        <w:t xml:space="preserve">5. Un article signé, listé sous le seul nom de son encyclopédie — ressources (24/09/2026). « Stoicism — Internet Encyclopedia of Philosophy » : l'article est de Massimo Pigliucci, dont la signature figure en fin de page sous « Author Information ». Une encyclopédie publie, elle n'écrit pas.</w:t>
       </w:r>
     </w:p>
     <w:p>
